--- a/templates/CMIS/TB-NCD-MauMoi.docx
+++ b/templates/CMIS/TB-NCD-MauMoi.docx
@@ -519,9 +519,12 @@
           <w:szCs w:val="28"/>
           <w:lang w:val="vi-VN"/>
         </w:rPr>
-        <w:t>Về việc ngừng cấp điện do</w:t>
-      </w:r>
-      <w:r>
+        <w:t xml:space="preserve">Về việc ngừng cấp điện do không thực hiện ký kết lại </w:t>
+      </w:r>
+    </w:p>
+    <w:p>
+      <w:pPr>
+        <w:jc w:val="center"/>
         <w:rPr>
           <w:rFonts w:ascii="Times New Roman" w:hAnsi="Times New Roman" w:cs="Times New Roman"/>
           <w:b/>
@@ -531,8 +534,7 @@
           <w:szCs w:val="28"/>
           <w:lang w:val="vi-VN"/>
         </w:rPr>
-        <w:t xml:space="preserve"> </w:t>
-      </w:r>
+      </w:pPr>
       <w:r>
         <w:rPr>
           <w:rFonts w:ascii="Times New Roman" w:hAnsi="Times New Roman" w:cs="Times New Roman"/>
@@ -543,19 +545,7 @@
           <w:szCs w:val="28"/>
           <w:lang w:val="vi-VN"/>
         </w:rPr>
-        <w:t>hợp đồng mua bán điện</w:t>
-      </w:r>
-      <w:r>
-        <w:rPr>
-          <w:rFonts w:ascii="Times New Roman" w:hAnsi="Times New Roman" w:cs="Times New Roman"/>
-          <w:b/>
-          <w:iCs/>
-          <w:color w:val="000000"/>
-          <w:sz w:val="28"/>
-          <w:szCs w:val="28"/>
-          <w:lang w:val="vi-VN"/>
-        </w:rPr>
-        <w:t xml:space="preserve"> đã hết hiệu lực</w:t>
+        <w:t xml:space="preserve"> hợp đồng mua bán điện </w:t>
       </w:r>
     </w:p>
     <w:p>
@@ -577,17 +567,7 @@
           <w:szCs w:val="28"/>
           <w:lang w:val="vi-VN"/>
         </w:rPr>
-        <w:t>––––––––––––––––</w:t>
-      </w:r>
-      <w:r>
-        <w:rPr>
-          <w:rFonts w:ascii="Times New Roman" w:hAnsi="Times New Roman" w:cs="Times New Roman"/>
-          <w:color w:val="000000"/>
-          <w:sz w:val="28"/>
-          <w:szCs w:val="28"/>
-          <w:lang w:val="vi-VN"/>
-        </w:rPr>
-        <w:t>––––––––––––––––––</w:t>
+        <w:t>––––––––––––––</w:t>
       </w:r>
     </w:p>
     <w:p>
@@ -4274,8 +4254,10 @@
   </w:compat>
   <w:rsids>
     <w:rsidRoot w:val="00F433DC"/>
+    <w:rsid w:val="000B7A41"/>
     <w:rsid w:val="001E5743"/>
     <w:rsid w:val="003F12D2"/>
+    <w:rsid w:val="003F1429"/>
     <w:rsid w:val="004E03AB"/>
     <w:rsid w:val="005D3B6C"/>
     <w:rsid w:val="006C08E1"/>

--- a/templates/CMIS/TB-NCD-MauMoi.docx
+++ b/templates/CMIS/TB-NCD-MauMoi.docx
@@ -519,7 +519,7 @@
           <w:szCs w:val="28"/>
           <w:lang w:val="vi-VN"/>
         </w:rPr>
-        <w:t xml:space="preserve">Về việc ngừng cấp điện do không thực hiện ký kết lại </w:t>
+        <w:t xml:space="preserve">Về việc ngừng cấp điện do không </w:t>
       </w:r>
     </w:p>
     <w:p>
@@ -545,7 +545,7 @@
           <w:szCs w:val="28"/>
           <w:lang w:val="vi-VN"/>
         </w:rPr>
-        <w:t xml:space="preserve"> hợp đồng mua bán điện </w:t>
+        <w:t xml:space="preserve">thực hiện ký kết lại  hợp đồng mua bán điện </w:t>
       </w:r>
     </w:p>
     <w:p>
@@ -567,7 +567,27 @@
           <w:szCs w:val="28"/>
           <w:lang w:val="vi-VN"/>
         </w:rPr>
-        <w:t>––––––––––––––</w:t>
+        <w:t>––––</w:t>
+      </w:r>
+      <w:r>
+        <w:rPr>
+          <w:rFonts w:ascii="Times New Roman" w:hAnsi="Times New Roman" w:cs="Times New Roman"/>
+          <w:color w:val="000000"/>
+          <w:sz w:val="28"/>
+          <w:szCs w:val="28"/>
+          <w:lang w:val="vi-VN"/>
+        </w:rPr>
+        <w:t>––––––––––––––––––––</w:t>
+      </w:r>
+      <w:r>
+        <w:rPr>
+          <w:rFonts w:ascii="Times New Roman" w:hAnsi="Times New Roman" w:cs="Times New Roman"/>
+          <w:color w:val="000000"/>
+          <w:sz w:val="28"/>
+          <w:szCs w:val="28"/>
+          <w:lang w:val="vi-VN"/>
+        </w:rPr>
+        <w:t>–––––</w:t>
       </w:r>
     </w:p>
     <w:p>
@@ -4256,8 +4276,10 @@
     <w:rsidRoot w:val="00F433DC"/>
     <w:rsid w:val="000B7A41"/>
     <w:rsid w:val="001E5743"/>
+    <w:rsid w:val="00262971"/>
     <w:rsid w:val="003F12D2"/>
     <w:rsid w:val="003F1429"/>
+    <w:rsid w:val="00440EC3"/>
     <w:rsid w:val="004E03AB"/>
     <w:rsid w:val="005D3B6C"/>
     <w:rsid w:val="006C08E1"/>
